--- a/ai_deep_learning/08_YOLO서빙과_프로젝트/08_YOLO서빙과_프로젝트_교안.docx
+++ b/ai_deep_learning/08_YOLO서빙과_프로젝트/08_YOLO서빙과_프로젝트_교안.docx
@@ -1203,7 +1203,7 @@
                 <w:sz w:val="19"/>
                 <w:szCs w:val="19"/>
               </w:rPr>
-              <w:t xml:space="preserve">시맨틱 구조 · 반응형 페이지</w:t>
+              <w:t xml:space="preserve">시맨틱 구조 · 종합 프로젝트 페이지</w:t>
             </w:r>
           </w:p>
         </w:tc>
@@ -21594,7 +21594,7 @@
                 <w:sz w:val="17"/>
                 <w:szCs w:val="17"/>
               </w:rPr>
-              <w:t xml:space="preserve">POST /detect 0.25     200 4 개 | 1.272 초</w:t>
+              <w:t xml:space="preserve">POST /detect 0.25     200 4 개 | 1.161 초</w:t>
             </w:r>
           </w:p>
           <w:p>
@@ -22103,7 +22103,7 @@
           <wp:inline distT="0" distB="0" distL="0" distR="0">
             <wp:extent cx="5457825" cy="4095750"/>
             <wp:effectExtent t="0" r="0" b="0" l="0"/>
-            <wp:docPr id="37" name="" descr="" title=""/>
+            <wp:docPr id="1" name="" descr="" title=""/>
             <wp:cNvGraphicFramePr>
               <a:graphicFrameLocks xmlns:a="http://schemas.openxmlformats.org/drawingml/2006/main" noChangeAspect="1"/>
             </wp:cNvGraphicFramePr>
@@ -22151,66 +22151,6 @@
           <w:szCs w:val="16"/>
         </w:rPr>
         <w:t xml:space="preserve">▲ 서버를 켜고 Edge 로 실제 접속한 화면 (YOLO 탐지 결과): images/served_yolo.png</w:t>
-      </w:r>
-    </w:p>
-    <w:p>
-      <w:pPr>
-        <w:spacing w:after="60"/>
-        <w:jc w:val="center"/>
-      </w:pPr>
-      <w:r>
-        <w:drawing>
-          <wp:inline distT="0" distB="0" distL="0" distR="0">
-            <wp:extent cx="1390650" cy="4095750"/>
-            <wp:effectExtent t="0" r="0" b="0" l="0"/>
-            <wp:docPr id="38" name="" descr="" title=""/>
-            <wp:cNvGraphicFramePr>
-              <a:graphicFrameLocks xmlns:a="http://schemas.openxmlformats.org/drawingml/2006/main" noChangeAspect="1"/>
-            </wp:cNvGraphicFramePr>
-            <a:graphic xmlns:a="http://schemas.openxmlformats.org/drawingml/2006/main">
-              <a:graphicData uri="http://schemas.openxmlformats.org/drawingml/2006/picture">
-                <pic:pic xmlns:pic="http://schemas.openxmlformats.org/drawingml/2006/picture">
-                  <pic:nvPicPr>
-                    <pic:cNvPr id="0" name="" descr=""/>
-                    <pic:cNvPicPr>
-                      <a:picLocks noChangeAspect="1" noChangeArrowheads="1"/>
-                    </pic:cNvPicPr>
-                  </pic:nvPicPr>
-                  <pic:blipFill>
-                    <a:blip r:embed="rId10" cstate="none"/>
-                    <a:srcRect/>
-                    <a:stretch>
-                      <a:fillRect/>
-                    </a:stretch>
-                  </pic:blipFill>
-                  <pic:spPr bwMode="auto">
-                    <a:xfrm>
-                      <a:off x="0" y="0"/>
-                      <a:ext cx="1390650" cy="4095750"/>
-                    </a:xfrm>
-                    <a:prstGeom prst="rect">
-                      <a:avLst/>
-                    </a:prstGeom>
-                  </pic:spPr>
-                </pic:pic>
-              </a:graphicData>
-            </a:graphic>
-          </wp:inline>
-        </w:drawing>
-      </w:r>
-    </w:p>
-    <w:p>
-      <w:pPr>
-        <w:spacing w:after="160"/>
-        <w:jc w:val="center"/>
-      </w:pPr>
-      <w:r>
-        <w:rPr>
-          <w:color w:val="7F7F7F"/>
-          <w:sz w:val="16"/>
-          <w:szCs w:val="16"/>
-        </w:rPr>
-        <w:t xml:space="preserve">▲ 서버를 켜고 Edge 로 실제 접속한 화면 (YOLO 탐지 결과): images/served_yolo_390.png</w:t>
       </w:r>
     </w:p>
     <w:tbl>
@@ -27347,7 +27287,7 @@
                 <w:sz w:val="19"/>
                 <w:szCs w:val="19"/>
               </w:rPr>
-              <w:t xml:space="preserve">시맨틱 구조 · 반응형 · 오류 처리 · 시연 성공</w:t>
+              <w:t xml:space="preserve">시맨틱 구조 · 오류 처리 · 시연 성공</w:t>
             </w:r>
           </w:p>
         </w:tc>
